--- a/docs/final docs/NMIMS_DE2_Review_Article_Submission.docx
+++ b/docs/final docs/NMIMS_DE2_Review_Article_Submission.docx
@@ -33,7 +33,7 @@
     </w:p>
     <w:p>
       <w:pPr>
-        <w:spacing w:after="80"/>
+        <w:spacing w:before="80" w:after="80"/>
         <w:jc w:val="center"/>
       </w:pPr>
       <w:r>
@@ -41,29 +41,29 @@
           <w:rFonts w:ascii="Times New Roman" w:hAnsi="Times New Roman"/>
           <w:b/>
           <w:color w:val="000000"/>
-          <w:sz w:val="22"/>
+          <w:sz w:val="24"/>
         </w:rPr>
-        <w:t>Himanshu Garg 1,*, Manthan Patil 1, Vaishnavi Mali 1, and Dr. Srikanth Pullipeti 2</w:t>
+        <w:t>Himanshu Garg, Manthan Patil, Vaishnavi Mali, and Dr. Srikanth Pullipeti</w:t>
       </w:r>
     </w:p>
     <w:p>
       <w:pPr>
-        <w:spacing w:after="280"/>
+        <w:spacing w:before="0" w:after="280" w:line="276" w:lineRule="auto"/>
         <w:jc w:val="center"/>
       </w:pPr>
       <w:r>
         <w:rPr>
           <w:rFonts w:ascii="Times New Roman" w:hAnsi="Times New Roman"/>
           <w:color w:val="000000"/>
-          <w:sz w:val="18"/>
+          <w:sz w:val="19"/>
         </w:rPr>
-        <w:t>1 Department of Computer Science &amp; Engineering, Mukesh Patel School of Technology Management &amp; Engineering (MPSTME),</w:t>
+        <w:t>Department of Computer Science &amp; Engineering</w:t>
         <w:br/>
-        <w:t>SVKM's NMIMS (Deemed-to-be University), Shirpur Campus, Maharashtra 425405, India</w:t>
+        <w:t>Mukesh Patel School of Technology Management &amp; Engineering (MPSTME)</w:t>
         <w:br/>
-        <w:t>2 Associate Professor &amp; Course Coordinator, Department of Computer Science &amp; Engineering, MPSTME, SVKM's NMIMS, Shirpur Campus, India</w:t>
+        <w:t>SVKM's NMIMS (Deemed-to-be University), Shirpur Campus, Maharashtra, India</w:t>
         <w:br/>
-        <w:t>* Corresponding Author: Himanshu Garg (Email: himanshu.garg57@nmims.edu.in | Lead System Architect)</w:t>
+        <w:t>Email: himanshu.garg57@nmims.edu.in</w:t>
       </w:r>
     </w:p>
     <w:tbl>

--- a/docs/final docs/NMIMS_DE2_Review_Article_Submission.docx
+++ b/docs/final docs/NMIMS_DE2_Review_Article_Submission.docx
@@ -62,8 +62,6 @@
         <w:t>Mukesh Patel School of Technology Management &amp; Engineering (MPSTME)</w:t>
         <w:br/>
         <w:t>SVKM's NMIMS (Deemed-to-be University), Shirpur Campus, Maharashtra, India</w:t>
-        <w:br/>
-        <w:t>Email: himanshu.garg57@nmims.edu.in</w:t>
       </w:r>
     </w:p>
     <w:tbl>
